--- a/reports/10100AA158012 Dataset Report.docx
+++ b/reports/10100AA158012 Dataset Report.docx
@@ -342,60 +342,18 @@
                 <w:szCs w:val="16"/>
                 <w:lang w:val="en-US" w:eastAsia="en-US"/>
               </w:rPr>
-              <w:t xml:space="preserve">For a base cell file, if the limits contained in the subfields </w:t>
-            </w:r>
-            <w:proofErr w:type="spellStart"/>
+              <w:t xml:space="preserve">For a base cell file, if the limits contained in the subfields boundingBox and boundingPolygon of the S-100_DataCoverage field of the S-100 Exchange Set are Not equal to the furthest coordinates of the </w:t>
+            </w:r>
             <w:r>
               <w:rPr>
                 <w:rFonts w:ascii="Calibri" w:eastAsia="Times New Roman" w:hAnsi="Calibri" w:cs="Times New Roman"/>
+                <w:b/>
                 <w:color w:val="000000"/>
                 <w:szCs w:val="16"/>
                 <w:lang w:val="en-US" w:eastAsia="en-US"/>
               </w:rPr>
-              <w:t>boundingBox</w:t>
-            </w:r>
-            <w:proofErr w:type="spellEnd"/>
-            <w:r>
-              <w:rPr>
-                <w:rFonts w:ascii="Calibri" w:eastAsia="Times New Roman" w:hAnsi="Calibri" w:cs="Times New Roman"/>
-                <w:color w:val="000000"/>
-                <w:szCs w:val="16"/>
-                <w:lang w:val="en-US" w:eastAsia="en-US"/>
-              </w:rPr>
-              <w:t xml:space="preserve"> and </w:t>
-            </w:r>
-            <w:proofErr w:type="spellStart"/>
-            <w:r>
-              <w:rPr>
-                <w:rFonts w:ascii="Calibri" w:eastAsia="Times New Roman" w:hAnsi="Calibri" w:cs="Times New Roman"/>
-                <w:color w:val="000000"/>
-                <w:szCs w:val="16"/>
-                <w:lang w:val="en-US" w:eastAsia="en-US"/>
-              </w:rPr>
-              <w:t>boundingPolygon</w:t>
-            </w:r>
-            <w:proofErr w:type="spellEnd"/>
-            <w:r>
-              <w:rPr>
-                <w:rFonts w:ascii="Calibri" w:eastAsia="Times New Roman" w:hAnsi="Calibri" w:cs="Times New Roman"/>
-                <w:color w:val="000000"/>
-                <w:szCs w:val="16"/>
-                <w:lang w:val="en-US" w:eastAsia="en-US"/>
-              </w:rPr>
-              <w:t xml:space="preserve"> of the S-100_DataCoverage field of the S-100 Exchange Set are Not equal to the furthest coordinates of the </w:t>
-            </w:r>
-            <w:proofErr w:type="spellStart"/>
-            <w:r>
-              <w:rPr>
-                <w:rFonts w:ascii="Calibri" w:eastAsia="Times New Roman" w:hAnsi="Calibri" w:cs="Times New Roman"/>
-                <w:b/>
-                <w:color w:val="000000"/>
-                <w:szCs w:val="16"/>
-                <w:lang w:val="en-US" w:eastAsia="en-US"/>
-              </w:rPr>
               <w:t>DataCoverage</w:t>
             </w:r>
-            <w:proofErr w:type="spellEnd"/>
             <w:r>
               <w:rPr>
                 <w:rFonts w:ascii="Calibri" w:eastAsia="Times New Roman" w:hAnsi="Calibri" w:cs="Times New Roman"/>
@@ -521,27 +479,7 @@
                 <w:szCs w:val="16"/>
                 <w:lang w:val="en-US" w:eastAsia="en-US"/>
               </w:rPr>
-              <w:t xml:space="preserve">If the data set is not a re-issue AND the </w:t>
-            </w:r>
-            <w:proofErr w:type="spellStart"/>
-            <w:r>
-              <w:rPr>
-                <w:rFonts w:ascii="Calibri" w:eastAsia="Times New Roman" w:hAnsi="Calibri" w:cs="Times New Roman"/>
-                <w:color w:val="000000"/>
-                <w:szCs w:val="16"/>
-                <w:lang w:val="en-US" w:eastAsia="en-US"/>
-              </w:rPr>
-              <w:t>updateNumber</w:t>
-            </w:r>
-            <w:proofErr w:type="spellEnd"/>
-            <w:r>
-              <w:rPr>
-                <w:rFonts w:ascii="Calibri" w:eastAsia="Times New Roman" w:hAnsi="Calibri" w:cs="Times New Roman"/>
-                <w:color w:val="000000"/>
-                <w:szCs w:val="16"/>
-                <w:lang w:val="en-US" w:eastAsia="en-US"/>
-              </w:rPr>
-              <w:t xml:space="preserve"> subfield is not equivalent to the extension of the data set file name.</w:t>
+              <w:t>If the data set is not a re-issue AND the updateNumber subfield is not equivalent to the extension of the data set file name.</w:t>
             </w:r>
           </w:p>
         </w:tc>
@@ -2494,60 +2432,18 @@
                 <w:sz w:val="20"/>
                 <w:szCs w:val="20"/>
               </w:rPr>
-              <w:t xml:space="preserve">For a base cell file, if the limits contained in the subfields </w:t>
-            </w:r>
-            <w:proofErr w:type="spellStart"/>
+              <w:t xml:space="preserve">For a base cell file, if the limits contained in the subfields boundingBox and boundingPolygon of the S-100_DataCoverage field of the S-100 Exchange Set are Not equal to the furthest coordinates of the </w:t>
+            </w:r>
             <w:r>
               <w:rPr>
                 <w:rFonts w:ascii="Calibri" w:hAnsi="Calibri" w:cs="Calibri"/>
+                <w:b/>
                 <w:color w:val="auto"/>
                 <w:sz w:val="20"/>
                 <w:szCs w:val="20"/>
               </w:rPr>
-              <w:t>boundingBox</w:t>
-            </w:r>
-            <w:proofErr w:type="spellEnd"/>
-            <w:r>
-              <w:rPr>
-                <w:rFonts w:ascii="Calibri" w:hAnsi="Calibri" w:cs="Calibri"/>
-                <w:color w:val="auto"/>
-                <w:sz w:val="20"/>
-                <w:szCs w:val="20"/>
-              </w:rPr>
-              <w:t xml:space="preserve"> and </w:t>
-            </w:r>
-            <w:proofErr w:type="spellStart"/>
-            <w:r>
-              <w:rPr>
-                <w:rFonts w:ascii="Calibri" w:hAnsi="Calibri" w:cs="Calibri"/>
-                <w:color w:val="auto"/>
-                <w:sz w:val="20"/>
-                <w:szCs w:val="20"/>
-              </w:rPr>
-              <w:t>boundingPolygon</w:t>
-            </w:r>
-            <w:proofErr w:type="spellEnd"/>
-            <w:r>
-              <w:rPr>
-                <w:rFonts w:ascii="Calibri" w:hAnsi="Calibri" w:cs="Calibri"/>
-                <w:color w:val="auto"/>
-                <w:sz w:val="20"/>
-                <w:szCs w:val="20"/>
-              </w:rPr>
-              <w:t xml:space="preserve"> of the S-100_DataCoverage field of the S-100 Exchange Set are Not equal to the furthest coordinates of the </w:t>
-            </w:r>
-            <w:proofErr w:type="spellStart"/>
-            <w:r>
-              <w:rPr>
-                <w:rFonts w:ascii="Calibri" w:hAnsi="Calibri" w:cs="Calibri"/>
-                <w:b/>
-                <w:color w:val="auto"/>
-                <w:sz w:val="20"/>
-                <w:szCs w:val="20"/>
-              </w:rPr>
               <w:t>DataCoverage</w:t>
             </w:r>
-            <w:proofErr w:type="spellEnd"/>
             <w:r>
               <w:rPr>
                 <w:rFonts w:ascii="Calibri" w:hAnsi="Calibri" w:cs="Calibri"/>
@@ -2707,27 +2603,7 @@
                 <w:sz w:val="20"/>
                 <w:szCs w:val="20"/>
               </w:rPr>
-              <w:t xml:space="preserve">Amend limits in S100_DatasetDiscoveryMetadata or </w:t>
-            </w:r>
-            <w:proofErr w:type="spellStart"/>
-            <w:r>
-              <w:rPr>
-                <w:rFonts w:ascii="Calibri" w:eastAsia="Times New Roman" w:hAnsi="Calibri" w:cs="Calibri"/>
-                <w:bCs/>
-                <w:sz w:val="20"/>
-                <w:szCs w:val="20"/>
-              </w:rPr>
-              <w:t>DataCoverage</w:t>
-            </w:r>
-            <w:proofErr w:type="spellEnd"/>
-            <w:r>
-              <w:rPr>
-                <w:rFonts w:ascii="Calibri" w:eastAsia="Times New Roman" w:hAnsi="Calibri" w:cs="Calibri"/>
-                <w:bCs/>
-                <w:sz w:val="20"/>
-                <w:szCs w:val="20"/>
-              </w:rPr>
-              <w:t xml:space="preserve"> extents to agree.</w:t>
+              <w:t>Amend limits in S100_DatasetDiscoveryMetadata or DataCoverage extents to agree.</w:t>
             </w:r>
           </w:p>
         </w:tc>
@@ -4163,7 +4039,6 @@
               </w:rPr>
               <w:t xml:space="preserve">Amend limits in S100_DatasetDiscoveryMetadata or </w:t>
             </w:r>
-            <w:proofErr w:type="spellStart"/>
             <w:r>
               <w:rPr>
                 <w:rFonts w:ascii="Calibri" w:eastAsia="Times New Roman" w:hAnsi="Calibri" w:cs="Calibri"/>
@@ -4174,7 +4049,6 @@
               </w:rPr>
               <w:t>DataCoverage</w:t>
             </w:r>
-            <w:proofErr w:type="spellEnd"/>
             <w:r>
               <w:rPr>
                 <w:rFonts w:ascii="Calibri" w:eastAsia="Times New Roman" w:hAnsi="Calibri" w:cs="Calibri"/>
@@ -5159,6 +5033,14 @@
               </w:rPr>
               <w:t>10100AA158012</w:t>
             </w:r>
+            <w:r>
+              <w:rPr>
+                <w:rFonts w:ascii="Calibri" w:eastAsia="Times New Roman" w:hAnsi="Calibri" w:cs="Calibri"/>
+                <w:sz w:val="20"/>
+                <w:szCs w:val="20"/>
+              </w:rPr>
+              <w:t xml:space="preserve"> Update: 2</w:t>
+            </w:r>
           </w:p>
         </w:tc>
         <w:tc>
@@ -5441,27 +5323,7 @@
                 <w:sz w:val="20"/>
                 <w:szCs w:val="20"/>
               </w:rPr>
-              <w:t xml:space="preserve">If the data set is not a re-issue AND the </w:t>
-            </w:r>
-            <w:proofErr w:type="spellStart"/>
-            <w:r>
-              <w:rPr>
-                <w:rFonts w:ascii="Calibri" w:hAnsi="Calibri" w:cs="Calibri"/>
-                <w:color w:val="auto"/>
-                <w:sz w:val="20"/>
-                <w:szCs w:val="20"/>
-              </w:rPr>
-              <w:t>updateNumber</w:t>
-            </w:r>
-            <w:proofErr w:type="spellEnd"/>
-            <w:r>
-              <w:rPr>
-                <w:rFonts w:ascii="Calibri" w:hAnsi="Calibri" w:cs="Calibri"/>
-                <w:color w:val="auto"/>
-                <w:sz w:val="20"/>
-                <w:szCs w:val="20"/>
-              </w:rPr>
-              <w:t xml:space="preserve"> subfield is not equivalent to the extension of the data set file name.</w:t>
+              <w:t>If the data set is not a re-issue AND the updateNumber subfield is not equivalent to the extension of the data set file name.</w:t>
             </w:r>
           </w:p>
         </w:tc>
@@ -5529,7 +5391,6 @@
                 <w:szCs w:val="20"/>
               </w:rPr>
             </w:pPr>
-            <w:proofErr w:type="spellStart"/>
             <w:r>
               <w:rPr>
                 <w:rFonts w:ascii="Calibri" w:hAnsi="Calibri" w:cs="Calibri"/>
@@ -5537,17 +5398,7 @@
                 <w:sz w:val="20"/>
                 <w:szCs w:val="20"/>
               </w:rPr>
-              <w:t>updateNumber</w:t>
-            </w:r>
-            <w:proofErr w:type="spellEnd"/>
-            <w:r>
-              <w:rPr>
-                <w:rFonts w:ascii="Calibri" w:hAnsi="Calibri" w:cs="Calibri"/>
-                <w:color w:val="auto"/>
-                <w:sz w:val="20"/>
-                <w:szCs w:val="20"/>
-              </w:rPr>
-              <w:t xml:space="preserve"> is incorrect or not equivalent to the update dataset file name extension.</w:t>
+              <w:t>updateNumber is incorrect or not equivalent to the update dataset file name extension.</w:t>
             </w:r>
           </w:p>
         </w:tc>
@@ -5624,19 +5475,8 @@
                 <w:sz w:val="20"/>
                 <w:szCs w:val="20"/>
               </w:rPr>
-              <w:t xml:space="preserve">Amend </w:t>
-            </w:r>
-            <w:proofErr w:type="spellStart"/>
-            <w:r>
-              <w:rPr>
-                <w:rFonts w:ascii="Calibri" w:eastAsia="Times New Roman" w:hAnsi="Calibri" w:cs="Calibri"/>
-                <w:bCs/>
-                <w:sz w:val="20"/>
-                <w:szCs w:val="20"/>
-              </w:rPr>
-              <w:t>updateNumber</w:t>
-            </w:r>
-            <w:proofErr w:type="spellEnd"/>
+              <w:t>Amend updateNumber</w:t>
+            </w:r>
           </w:p>
         </w:tc>
         <w:tc>
@@ -5784,25 +5624,14 @@
                 <w:szCs w:val="20"/>
               </w:rPr>
             </w:pPr>
-            <w:proofErr w:type="spellStart"/>
-            <w:r>
-              <w:rPr>
-                <w:rFonts w:ascii="Calibri" w:eastAsia="Times New Roman" w:hAnsi="Calibri" w:cs="Calibri"/>
-                <w:bCs/>
-                <w:sz w:val="20"/>
-                <w:szCs w:val="20"/>
-              </w:rPr>
-              <w:t>updateNumber</w:t>
-            </w:r>
-            <w:proofErr w:type="spellEnd"/>
-            <w:r>
-              <w:rPr>
-                <w:rFonts w:ascii="Calibri" w:eastAsia="Times New Roman" w:hAnsi="Calibri" w:cs="Calibri"/>
-                <w:bCs/>
-                <w:sz w:val="20"/>
-                <w:szCs w:val="20"/>
-              </w:rPr>
-              <w:t xml:space="preserve"> is incorrect or not equivalent to the update dataset file name extension.</w:t>
+            <w:r>
+              <w:rPr>
+                <w:rFonts w:ascii="Calibri" w:eastAsia="Times New Roman" w:hAnsi="Calibri" w:cs="Calibri"/>
+                <w:bCs/>
+                <w:sz w:val="20"/>
+                <w:szCs w:val="20"/>
+              </w:rPr>
+              <w:t>updateNumber is incorrect or not equivalent to the update dataset file name extension.</w:t>
             </w:r>
           </w:p>
         </w:tc>
@@ -6390,23 +6219,13 @@
               </w:rPr>
               <w:t>“</w:t>
             </w:r>
-            <w:proofErr w:type="spellStart"/>
             <w:r>
               <w:rPr>
                 <w:rFonts w:ascii="Calibri" w:hAnsi="Calibri" w:cs="Calibri"/>
                 <w:sz w:val="20"/>
                 <w:szCs w:val="20"/>
               </w:rPr>
-              <w:t>updateNumber</w:t>
-            </w:r>
-            <w:proofErr w:type="spellEnd"/>
-            <w:r>
-              <w:rPr>
-                <w:rFonts w:ascii="Calibri" w:hAnsi="Calibri" w:cs="Calibri"/>
-                <w:sz w:val="20"/>
-                <w:szCs w:val="20"/>
-              </w:rPr>
-              <w:t xml:space="preserve"> is incorrect or not equivalent to the update dataset file name extension.</w:t>
+              <w:t>updateNumber is incorrect or not equivalent to the update dataset file name extension.</w:t>
             </w:r>
             <w:r>
               <w:rPr>
@@ -6633,6 +6452,16 @@
               </w:rPr>
               <w:t>10100AA158012</w:t>
             </w:r>
+            <w:r>
+              <w:rPr>
+                <w:rFonts w:ascii="Calibri" w:eastAsia="Times New Roman" w:hAnsi="Calibri" w:cs="Calibri"/>
+                <w:sz w:val="20"/>
+                <w:szCs w:val="20"/>
+              </w:rPr>
+              <w:t xml:space="preserve"> Update: 4</w:t>
+            </w:r>
+            <w:bookmarkStart w:id="0" w:name="_GoBack"/>
+            <w:bookmarkEnd w:id="0"/>
           </w:p>
         </w:tc>
         <w:tc>
@@ -7067,19 +6896,8 @@
                 <w:sz w:val="20"/>
                 <w:szCs w:val="20"/>
               </w:rPr>
-              <w:t xml:space="preserve">Amend </w:t>
-            </w:r>
-            <w:proofErr w:type="spellStart"/>
-            <w:r>
-              <w:rPr>
-                <w:rFonts w:ascii="Calibri" w:eastAsia="Times New Roman" w:hAnsi="Calibri" w:cs="Calibri"/>
-                <w:bCs/>
-                <w:sz w:val="20"/>
-                <w:szCs w:val="20"/>
-              </w:rPr>
-              <w:t>updateNumber</w:t>
-            </w:r>
-            <w:proofErr w:type="spellEnd"/>
+              <w:t>Amend updateNumber</w:t>
+            </w:r>
           </w:p>
         </w:tc>
         <w:tc>
@@ -7961,8 +7779,6 @@
           <w:lang w:val="da-DK"/>
         </w:rPr>
       </w:pPr>
-      <w:bookmarkStart w:id="0" w:name="_GoBack"/>
-      <w:bookmarkEnd w:id="0"/>
     </w:p>
     <w:sectPr>
       <w:pgSz w:w="12240" w:h="15840"/>
@@ -10306,7 +10122,7 @@
 </file>
 
 <file path=customXml/itemProps1.xml><?xml version="1.0" encoding="utf-8"?>
-<ds:datastoreItem xmlns:ds="http://schemas.openxmlformats.org/officeDocument/2006/customXml" ds:itemID="{47C8AE1B-BD5C-4E7E-ABA3-56ECB87B1178}">
+<ds:datastoreItem xmlns:ds="http://schemas.openxmlformats.org/officeDocument/2006/customXml" ds:itemID="{6B4C1E04-2CF1-4E04-A55D-324C7A03945C}">
   <ds:schemaRefs>
     <ds:schemaRef ds:uri="http://schemas.openxmlformats.org/officeDocument/2006/bibliography"/>
   </ds:schemaRefs>
